--- a/export/docx/docs/13_11_验收标准与上线检查单.docx
+++ b/export/docx/docs/13_11_验收标准与上线检查单.docx
@@ -2923,6 +2923,362 @@
         </w:tc>
       </w:tr>
     </w:tbl>
+    <w:p>
+      <w:pPr>
+        <w:pStyle w:val="Heading3"/>
+      </w:pPr>
+      <w:r>
+        <w:t>3.9 Web 端交互实测（无头浏览器 · 2026-10-23）</w:t>
+      </w:r>
+    </w:p>
+    <w:p>
+      <w:r>
+        <w:rPr>
+          <w:b w:val="0"/>
+        </w:rPr>
+        <w:t xml:space="preserve">用真实浏览器（Playwright + Chromium 156 无头）走完看板全部用户路径， </w:t>
+      </w:r>
+      <w:r>
+        <w:rPr>
+          <w:b/>
+        </w:rPr>
+        <w:t>46/46 通过</w:t>
+      </w:r>
+      <w:r>
+        <w:rPr>
+          <w:b w:val="0"/>
+        </w:rPr>
+        <w:t>。这一层是 httpx 版 E2E 覆盖不到的：不执行 JS、不渲染 DOM， 就发现不了下面这类问题。</w:t>
+      </w:r>
+    </w:p>
+    <w:tbl>
+      <w:tblPr>
+        <w:tblStyle w:val="TableGrid"/>
+        <w:tblW w:type="auto" w:w="0"/>
+        <w:tblLook w:firstColumn="1" w:firstRow="1" w:lastColumn="0" w:lastRow="0" w:noHBand="0" w:noVBand="1" w:val="04A0"/>
+      </w:tblPr>
+      <w:tblGrid>
+        <w:gridCol w:w="4320"/>
+        <w:gridCol w:w="4320"/>
+      </w:tblGrid>
+      <w:tr>
+        <w:tc>
+          <w:tcPr>
+            <w:tcW w:type="dxa" w:w="4320"/>
+          </w:tcPr>
+          <w:p>
+            <w:r/>
+            <w:r>
+              <w:rPr>
+                <w:b/>
+                <w:sz w:val="18"/>
+              </w:rPr>
+              <w:t>实测项</w:t>
+            </w:r>
+          </w:p>
+        </w:tc>
+        <w:tc>
+          <w:tcPr>
+            <w:tcW w:type="dxa" w:w="4320"/>
+          </w:tcPr>
+          <w:p>
+            <w:r/>
+            <w:r>
+              <w:rPr>
+                <w:b/>
+                <w:sz w:val="18"/>
+              </w:rPr>
+              <w:t>结果</w:t>
+            </w:r>
+          </w:p>
+        </w:tc>
+      </w:tr>
+      <w:tr>
+        <w:tc>
+          <w:tcPr>
+            <w:tcW w:type="dxa" w:w="4320"/>
+          </w:tcPr>
+          <w:p>
+            <w:r/>
+            <w:r>
+              <w:rPr>
+                <w:sz w:val="18"/>
+              </w:rPr>
+              <w:t>看板渲染（6 个面板 + KPI 有实际数值 + 热点表 20 行）</w:t>
+            </w:r>
+          </w:p>
+        </w:tc>
+        <w:tc>
+          <w:tcPr>
+            <w:tcW w:type="dxa" w:w="4320"/>
+          </w:tcPr>
+          <w:p>
+            <w:r/>
+            <w:r>
+              <w:rPr>
+                <w:sz w:val="18"/>
+              </w:rPr>
+              <w:t>✅</w:t>
+            </w:r>
+          </w:p>
+        </w:tc>
+      </w:tr>
+      <w:tr>
+        <w:tc>
+          <w:tcPr>
+            <w:tcW w:type="dxa" w:w="4320"/>
+          </w:tcPr>
+          <w:p>
+            <w:r/>
+            <w:r>
+              <w:rPr>
+                <w:sz w:val="18"/>
+              </w:rPr>
+              <w:t>输入位号 → 点「诊断」→ 结果含 HI/等级/维度分解/证据</w:t>
+            </w:r>
+          </w:p>
+        </w:tc>
+        <w:tc>
+          <w:tcPr>
+            <w:tcW w:type="dxa" w:w="4320"/>
+          </w:tcPr>
+          <w:p>
+            <w:r/>
+            <w:r>
+              <w:rPr>
+                <w:sz w:val="18"/>
+              </w:rPr>
+              <w:t>✅</w:t>
+            </w:r>
+          </w:p>
+        </w:tc>
+      </w:tr>
+      <w:tr>
+        <w:tc>
+          <w:tcPr>
+            <w:tcW w:type="dxa" w:w="4320"/>
+          </w:tcPr>
+          <w:p>
+            <w:r/>
+            <w:r>
+              <w:rPr>
+                <w:sz w:val="18"/>
+              </w:rPr>
+              <w:t>点「趋势」→ SVG 折线图渲染（70 点）</w:t>
+            </w:r>
+          </w:p>
+        </w:tc>
+        <w:tc>
+          <w:tcPr>
+            <w:tcW w:type="dxa" w:w="4320"/>
+          </w:tcPr>
+          <w:p>
+            <w:r/>
+            <w:r>
+              <w:rPr>
+                <w:sz w:val="18"/>
+              </w:rPr>
+              <w:t>✅</w:t>
+            </w:r>
+          </w:p>
+        </w:tc>
+      </w:tr>
+      <w:tr>
+        <w:tc>
+          <w:tcPr>
+            <w:tcW w:type="dxa" w:w="4320"/>
+          </w:tcPr>
+          <w:p>
+            <w:r/>
+            <w:r>
+              <w:rPr>
+                <w:sz w:val="18"/>
+              </w:rPr>
+              <w:t>点「会诊」→ 方案卡生成（含 verdict/风险/状态）</w:t>
+            </w:r>
+          </w:p>
+        </w:tc>
+        <w:tc>
+          <w:tcPr>
+            <w:tcW w:type="dxa" w:w="4320"/>
+          </w:tcPr>
+          <w:p>
+            <w:r/>
+            <w:r>
+              <w:rPr>
+                <w:sz w:val="18"/>
+              </w:rPr>
+              <w:t>✅</w:t>
+            </w:r>
+          </w:p>
+        </w:tc>
+      </w:tr>
+      <w:tr>
+        <w:tc>
+          <w:tcPr>
+            <w:tcW w:type="dxa" w:w="4320"/>
+          </w:tcPr>
+          <w:p>
+            <w:r/>
+            <w:r>
+              <w:rPr>
+                <w:sz w:val="18"/>
+              </w:rPr>
+              <w:t>无 JS 运行时异常、无资源 4xx/5xx</w:t>
+            </w:r>
+          </w:p>
+        </w:tc>
+        <w:tc>
+          <w:tcPr>
+            <w:tcW w:type="dxa" w:w="4320"/>
+          </w:tcPr>
+          <w:p>
+            <w:r/>
+            <w:r>
+              <w:rPr>
+                <w:sz w:val="18"/>
+              </w:rPr>
+              <w:t>✅</w:t>
+            </w:r>
+          </w:p>
+        </w:tc>
+      </w:tr>
+    </w:tbl>
+    <w:p>
+      <w:r>
+        <w:rPr>
+          <w:b/>
+        </w:rPr>
+        <w:t>本轮抓出 3 个此前未发现的缺陷</w:t>
+      </w:r>
+      <w:r>
+        <w:rPr>
+          <w:b w:val="0"/>
+        </w:rPr>
+        <w:t>，均已修复：</w:t>
+      </w:r>
+    </w:p>
+    <w:p>
+      <w:pPr>
+        <w:pStyle w:val="ListNumber"/>
+        <w:ind w:left="360"/>
+      </w:pPr>
+      <w:r>
+        <w:rPr>
+          <w:b w:val="0"/>
+        </w:rPr>
+        <w:t xml:space="preserve">看板「诊断」主按钮绑定 </w:t>
+      </w:r>
+      <w:r>
+        <w:rPr>
+          <w:rFonts w:ascii="Consolas" w:hAnsi="Consolas"/>
+          <w:b w:val="0"/>
+          <w:sz w:val="19"/>
+        </w:rPr>
+        <w:t>diagnose()</w:t>
+      </w:r>
+      <w:r>
+        <w:rPr>
+          <w:b w:val="0"/>
+        </w:rPr>
+        <w:t xml:space="preserve"> 而实际函数是 </w:t>
+      </w:r>
+      <w:r>
+        <w:rPr>
+          <w:rFonts w:ascii="Consolas" w:hAnsi="Consolas"/>
+          <w:b w:val="0"/>
+          <w:sz w:val="19"/>
+        </w:rPr>
+        <w:t>diag()</w:t>
+      </w:r>
+      <w:r>
+        <w:rPr>
+          <w:b w:val="0"/>
+        </w:rPr>
+        <w:t xml:space="preserve"> → 点击报</w:t>
+      </w:r>
+    </w:p>
+    <w:p>
+      <w:r>
+        <w:rPr>
+          <w:rFonts w:ascii="Consolas" w:hAnsi="Consolas"/>
+          <w:b w:val="0"/>
+          <w:color w:val="0B4F75"/>
+          <w:sz w:val="19"/>
+        </w:rPr>
+        <w:t>ReferenceError</w:t>
+      </w:r>
+      <w:r>
+        <w:rPr>
+          <w:b w:val="0"/>
+        </w:rPr>
+        <w:t>，功能完全不可用（热点表内的行按钮反而是对的，极易漏检）</w:t>
+      </w:r>
+    </w:p>
+    <w:p>
+      <w:pPr>
+        <w:pStyle w:val="ListNumber"/>
+        <w:ind w:left="360"/>
+      </w:pPr>
+      <w:r>
+        <w:rPr>
+          <w:b w:val="0"/>
+        </w:rPr>
+        <w:t>线上看板是旧版本：趋势图/诊断分解代码在仓库里，但 ConfigMap 从未更新</w:t>
+      </w:r>
+    </w:p>
+    <w:p>
+      <w:pPr>
+        <w:pStyle w:val="ListNumber"/>
+        <w:ind w:left="360"/>
+      </w:pPr>
+      <w:r>
+        <w:rPr>
+          <w:b w:val="0"/>
+        </w:rPr>
+        <w:t xml:space="preserve">java-asset 详情接口查 </w:t>
+      </w:r>
+      <w:r>
+        <w:rPr>
+          <w:rFonts w:ascii="Consolas" w:hAnsi="Consolas"/>
+          <w:b w:val="0"/>
+          <w:sz w:val="19"/>
+        </w:rPr>
+        <w:t>measure_point</w:t>
+      </w:r>
+      <w:r>
+        <w:rPr>
+          <w:b w:val="0"/>
+        </w:rPr>
+        <w:t xml:space="preserve">（实际表名 </w:t>
+      </w:r>
+      <w:r>
+        <w:rPr>
+          <w:rFonts w:ascii="Consolas" w:hAnsi="Consolas"/>
+          <w:b w:val="0"/>
+          <w:sz w:val="19"/>
+        </w:rPr>
+        <w:t>measurement_point</w:t>
+      </w:r>
+      <w:r>
+        <w:rPr>
+          <w:b w:val="0"/>
+        </w:rPr>
+        <w:t>）→ 恒 500</w:t>
+      </w:r>
+    </w:p>
+    <w:p>
+      <w:pPr>
+        <w:ind w:left="360"/>
+      </w:pPr>
+      <w:r>
+        <w:rPr>
+          <w:i/>
+          <w:color w:val="4A5158"/>
+        </w:rPr>
+        <w:t>新增验收项 3.9：Web 端必须用真实浏览器验证，禁止仅以 API 200 判定交互可用。 详细记录见 31_无头浏览器全端全链路测试报告。</w:t>
+      </w:r>
+    </w:p>
     <w:p>
       <w:pPr>
         <w:jc w:val="center"/>
@@ -4924,6 +5280,99 @@
           <w:b w:val="0"/>
         </w:rPr>
         <w:t>[ ] 禁用非必要功能开关（减少变量）</w:t>
+      </w:r>
+    </w:p>
+    <w:p>
+      <w:pPr>
+        <w:pStyle w:val="ListBullet"/>
+        <w:ind w:left="360"/>
+      </w:pPr>
+      <w:r>
+        <w:rPr>
+          <w:b w:val="0"/>
+        </w:rPr>
+        <w:t xml:space="preserve">[ ] </w:t>
+      </w:r>
+      <w:r>
+        <w:rPr>
+          <w:b/>
+        </w:rPr>
+        <w:t>看板 ConfigMap 与仓库文件一致性核对</w:t>
+      </w:r>
+      <w:r>
+        <w:rPr>
+          <w:b w:val="0"/>
+        </w:rPr>
+        <w:t>（</w:t>
+      </w:r>
+      <w:r>
+        <w:rPr>
+          <w:rFonts w:ascii="Consolas" w:hAnsi="Consolas"/>
+          <w:b w:val="0"/>
+          <w:sz w:val="19"/>
+        </w:rPr>
+        <w:t>kubectl get cm pdm-dashboard -o jsonpath</w:t>
+      </w:r>
+      <w:r>
+        <w:rPr>
+          <w:b w:val="0"/>
+        </w:rPr>
+        <w:t xml:space="preserve"> 比对</w:t>
+      </w:r>
+    </w:p>
+    <w:p>
+      <w:r>
+        <w:rPr>
+          <w:rFonts w:ascii="Consolas" w:hAnsi="Consolas"/>
+          <w:b w:val="0"/>
+          <w:color w:val="0B4F75"/>
+          <w:sz w:val="19"/>
+        </w:rPr>
+        <w:t>impl/deploy/k8s/dashboard-index.html</w:t>
+      </w:r>
+      <w:r>
+        <w:rPr>
+          <w:b w:val="0"/>
+        </w:rPr>
+        <w:t>；看板走 ConfigMap 挂载、不经镜像构建， 曾出现"代码新、线上旧"导致功能缺失）</w:t>
+      </w:r>
+    </w:p>
+    <w:p>
+      <w:pPr>
+        <w:pStyle w:val="ListBullet"/>
+        <w:ind w:left="360"/>
+      </w:pPr>
+      <w:r>
+        <w:rPr>
+          <w:b w:val="0"/>
+        </w:rPr>
+        <w:t xml:space="preserve">[ ] </w:t>
+      </w:r>
+      <w:r>
+        <w:rPr>
+          <w:b/>
+        </w:rPr>
+        <w:t>用无头浏览器跑一遍看板关键路径</w:t>
+      </w:r>
+      <w:r>
+        <w:rPr>
+          <w:b w:val="0"/>
+        </w:rPr>
+        <w:t>（</w:t>
+      </w:r>
+      <w:r>
+        <w:rPr>
+          <w:rFonts w:ascii="Consolas" w:hAnsi="Consolas"/>
+          <w:b w:val="0"/>
+          <w:sz w:val="19"/>
+        </w:rPr>
+        <w:t>python impl/tools/browser_e2e.py</w:t>
+      </w:r>
+      <w:r>
+        <w:rPr>
+          <w:b w:val="0"/>
+        </w:rPr>
+        <w:t>，要求 46/46）</w:t>
       </w:r>
     </w:p>
     <w:p>

--- a/export/docx/docs/13_11_验收标准与上线检查单.docx
+++ b/export/docx/docs/13_11_验收标准与上线检查单.docx
@@ -3277,6 +3277,227 @@
           <w:color w:val="4A5158"/>
         </w:rPr>
         <w:t>新增验收项 3.9：Web 端必须用真实浏览器验证，禁止仅以 API 200 判定交互可用。 详细记录见 31_无头浏览器全端全链路测试报告。</w:t>
+      </w:r>
+    </w:p>
+    <w:p>
+      <w:pPr>
+        <w:pStyle w:val="Heading3"/>
+      </w:pPr>
+      <w:r>
+        <w:t>3.10 人工验收执行方式（2026-10-23）</w:t>
+      </w:r>
+    </w:p>
+    <w:p>
+      <w:r>
+        <w:rPr>
+          <w:b w:val="0"/>
+        </w:rPr>
+        <w:t>自动化覆盖不等于人工验收。业务方验收按 [32_局域网人工测试操作指南](32_局域网人工测试操作指南.md) 执行，要点：</w:t>
+      </w:r>
+    </w:p>
+    <w:tbl>
+      <w:tblPr>
+        <w:tblStyle w:val="TableGrid"/>
+        <w:tblW w:type="auto" w:w="0"/>
+        <w:tblLook w:firstColumn="1" w:firstRow="1" w:lastColumn="0" w:lastRow="0" w:noHBand="0" w:noVBand="1" w:val="04A0"/>
+      </w:tblPr>
+      <w:tblGrid>
+        <w:gridCol w:w="4320"/>
+        <w:gridCol w:w="4320"/>
+      </w:tblGrid>
+      <w:tr>
+        <w:tc>
+          <w:tcPr>
+            <w:tcW w:type="dxa" w:w="4320"/>
+          </w:tcPr>
+          <w:p>
+            <w:r/>
+            <w:r>
+              <w:rPr>
+                <w:b/>
+                <w:sz w:val="18"/>
+              </w:rPr>
+              <w:t>项</w:t>
+            </w:r>
+          </w:p>
+        </w:tc>
+        <w:tc>
+          <w:tcPr>
+            <w:tcW w:type="dxa" w:w="4320"/>
+          </w:tcPr>
+          <w:p>
+            <w:r/>
+            <w:r>
+              <w:rPr>
+                <w:b/>
+                <w:sz w:val="18"/>
+              </w:rPr>
+              <w:t>说明</w:t>
+            </w:r>
+          </w:p>
+        </w:tc>
+      </w:tr>
+      <w:tr>
+        <w:tc>
+          <w:tcPr>
+            <w:tcW w:type="dxa" w:w="4320"/>
+          </w:tcPr>
+          <w:p>
+            <w:r/>
+            <w:r>
+              <w:rPr>
+                <w:sz w:val="18"/>
+              </w:rPr>
+              <w:t>访问地址</w:t>
+            </w:r>
+          </w:p>
+        </w:tc>
+        <w:tc>
+          <w:tcPr>
+            <w:tcW w:type="dxa" w:w="4320"/>
+          </w:tcPr>
+          <w:p>
+            <w:r/>
+            <w:r>
+              <w:rPr>
+                <w:sz w:val="18"/>
+              </w:rPr>
+              <w:t>http://pdm-api.10.167.2.175.nip.io:32231/pdm-api/dashboard</w:t>
+            </w:r>
+          </w:p>
+        </w:tc>
+      </w:tr>
+      <w:tr>
+        <w:tc>
+          <w:tcPr>
+            <w:tcW w:type="dxa" w:w="4320"/>
+          </w:tcPr>
+          <w:p>
+            <w:r/>
+            <w:r>
+              <w:rPr>
+                <w:sz w:val="18"/>
+              </w:rPr>
+              <w:t>凭据</w:t>
+            </w:r>
+          </w:p>
+        </w:tc>
+        <w:tc>
+          <w:tcPr>
+            <w:tcW w:type="dxa" w:w="4320"/>
+          </w:tcPr>
+          <w:p>
+            <w:r/>
+            <w:r>
+              <w:rPr>
+                <w:sz w:val="18"/>
+              </w:rPr>
+              <w:t>pdmadmin / Diting2026!（Basic Auth，fail-closed）</w:t>
+            </w:r>
+          </w:p>
+        </w:tc>
+      </w:tr>
+      <w:tr>
+        <w:tc>
+          <w:tcPr>
+            <w:tcW w:type="dxa" w:w="4320"/>
+          </w:tcPr>
+          <w:p>
+            <w:r/>
+            <w:r>
+              <w:rPr>
+                <w:sz w:val="18"/>
+              </w:rPr>
+              <w:t>必测路径</w:t>
+            </w:r>
+          </w:p>
+        </w:tc>
+        <w:tc>
+          <w:tcPr>
+            <w:tcW w:type="dxa" w:w="4320"/>
+          </w:tcPr>
+          <w:p>
+            <w:r/>
+            <w:r>
+              <w:rPr>
+                <w:sz w:val="18"/>
+              </w:rPr>
+              <w:t>首屏渲染 → 诊断 → 趋势 → 会诊 → 方案卡确认（5 条）</w:t>
+            </w:r>
+          </w:p>
+        </w:tc>
+      </w:tr>
+      <w:tr>
+        <w:tc>
+          <w:tcPr>
+            <w:tcW w:type="dxa" w:w="4320"/>
+          </w:tcPr>
+          <w:p>
+            <w:r/>
+            <w:r>
+              <w:rPr>
+                <w:sz w:val="18"/>
+              </w:rPr>
+              <w:t>记录方式</w:t>
+            </w:r>
+          </w:p>
+        </w:tc>
+        <w:tc>
+          <w:tcPr>
+            <w:tcW w:type="dxa" w:w="4320"/>
+          </w:tcPr>
+          <w:p>
+            <w:r/>
+            <w:r>
+              <w:rPr>
+                <w:sz w:val="18"/>
+              </w:rPr>
+              <w:t>指南 §6 结果记录表，逐项勾选并留截图</w:t>
+            </w:r>
+          </w:p>
+        </w:tc>
+      </w:tr>
+      <w:tr>
+        <w:tc>
+          <w:tcPr>
+            <w:tcW w:type="dxa" w:w="4320"/>
+          </w:tcPr>
+          <w:p>
+            <w:r/>
+            <w:r>
+              <w:rPr>
+                <w:sz w:val="18"/>
+              </w:rPr>
+              <w:t>阻断判定</w:t>
+            </w:r>
+          </w:p>
+        </w:tc>
+        <w:tc>
+          <w:tcPr>
+            <w:tcW w:type="dxa" w:w="4320"/>
+          </w:tcPr>
+          <w:p>
+            <w:r/>
+            <w:r>
+              <w:rPr>
+                <w:sz w:val="18"/>
+              </w:rPr>
+              <w:t>页面打不开、按钮无反应、核心数据为空 → 立即停止验收</w:t>
+            </w:r>
+          </w:p>
+        </w:tc>
+      </w:tr>
+    </w:tbl>
+    <w:p>
+      <w:pPr>
+        <w:ind w:left="360"/>
+      </w:pPr>
+      <w:r>
+        <w:rPr>
+          <w:i/>
+          <w:color w:val="4A5158"/>
+        </w:rPr>
+        <w:t>人工验收发现的问题按指南 §5 格式登记，严重度分「阻断/严重/一般/轻微」。 与自动化用例的对应关系见指南附录，便于交叉核对。</w:t>
       </w:r>
     </w:p>
     <w:p>
@@ -5311,30 +5532,21 @@
           <w:b w:val="0"/>
           <w:sz w:val="19"/>
         </w:rPr>
-        <w:t>kubectl get cm pdm-dashboard -o jsonpath</w:t>
+        <w:t>bash impl/tools/deploy_dashboard.sh verify</w:t>
       </w:r>
       <w:r>
         <w:rPr>
           <w:b w:val="0"/>
         </w:rPr>
-        <w:t xml:space="preserve"> 比对</w:t>
+        <w:t>；</w:t>
       </w:r>
     </w:p>
     <w:p>
       <w:r>
         <w:rPr>
-          <w:rFonts w:ascii="Consolas" w:hAnsi="Consolas"/>
-          <w:b w:val="0"/>
-          <w:color w:val="0B4F75"/>
-          <w:sz w:val="19"/>
-        </w:rPr>
-        <w:t>impl/deploy/k8s/dashboard-index.html</w:t>
-      </w:r>
-      <w:r>
-        <w:rPr>
           <w:b w:val="0"/>
         </w:rPr>
-        <w:t>；看板走 ConfigMap 挂载、不经镜像构建， 曾出现"代码新、线上旧"导致功能缺失）</w:t>
+        <w:t>看板走 ConfigMap 挂载、不经镜像构建，曾出现"代码新、线上旧"导致功能缺失）</w:t>
       </w:r>
     </w:p>
     <w:p>
@@ -5372,7 +5584,94 @@
         <w:rPr>
           <w:b w:val="0"/>
         </w:rPr>
-        <w:t>，要求 46/46）</w:t>
+        <w:t>，要求 48/48）</w:t>
+      </w:r>
+    </w:p>
+    <w:p>
+      <w:pPr>
+        <w:pStyle w:val="ListBullet"/>
+        <w:ind w:left="360"/>
+      </w:pPr>
+      <w:r>
+        <w:rPr>
+          <w:b w:val="0"/>
+        </w:rPr>
+        <w:t xml:space="preserve">[ ] </w:t>
+      </w:r>
+      <w:r>
+        <w:rPr>
+          <w:b/>
+        </w:rPr>
+        <w:t>Egress 白名单核对</w:t>
+      </w:r>
+      <w:r>
+        <w:rPr>
+          <w:b w:val="0"/>
+        </w:rPr>
+        <w:t>：若新增命名空间间调用，需同步更新</w:t>
+      </w:r>
+    </w:p>
+    <w:p>
+      <w:r>
+        <w:rPr>
+          <w:rFonts w:ascii="Consolas" w:hAnsi="Consolas"/>
+          <w:b w:val="0"/>
+          <w:color w:val="0B4F75"/>
+          <w:sz w:val="19"/>
+        </w:rPr>
+        <w:t>allow-egress-backends</w:t>
+      </w:r>
+      <w:r>
+        <w:rPr>
+          <w:b w:val="0"/>
+        </w:rPr>
+        <w:t>，否则会出现"看板正常、服务间调用超时"的迷惑现象</w:t>
+      </w:r>
+    </w:p>
+    <w:p>
+      <w:pPr>
+        <w:pStyle w:val="ListBullet"/>
+        <w:ind w:left="360"/>
+      </w:pPr>
+      <w:r>
+        <w:rPr>
+          <w:b w:val="0"/>
+        </w:rPr>
+        <w:t xml:space="preserve">[ ] </w:t>
+      </w:r>
+      <w:r>
+        <w:rPr>
+          <w:b/>
+        </w:rPr>
+        <w:t>副本数核对</w:t>
+      </w:r>
+      <w:r>
+        <w:rPr>
+          <w:b w:val="0"/>
+        </w:rPr>
+        <w:t>：</w:t>
+      </w:r>
+      <w:r>
+        <w:rPr>
+          <w:rFonts w:ascii="Consolas" w:hAnsi="Consolas"/>
+          <w:b w:val="0"/>
+          <w:sz w:val="19"/>
+        </w:rPr>
+        <w:t>python-diagnosis</w:t>
+      </w:r>
+      <w:r>
+        <w:rPr>
+          <w:b w:val="0"/>
+        </w:rPr>
+        <w:t xml:space="preserve"> 当前为单副本（CPU 配额不足），</w:t>
+      </w:r>
+    </w:p>
+    <w:p>
+      <w:r>
+        <w:rPr>
+          <w:b w:val="0"/>
+        </w:rPr>
+        <w:t>上线前必须恢复到 2 副本并确认节点资源充足</w:t>
       </w:r>
     </w:p>
     <w:p>

--- a/export/docx/docs/13_11_验收标准与上线检查单.docx
+++ b/export/docx/docs/13_11_验收标准与上线检查单.docx
@@ -3392,7 +3392,7 @@
               <w:rPr>
                 <w:sz w:val="18"/>
               </w:rPr>
-              <w:t>pdmadmin / Diting2026!（Basic Auth，fail-closed）</w:t>
+              <w:t>pdmadmin / 3r5P-ygrg-WAcK-W0yB-Vz1q（Basic Auth，fail-closed）</w:t>
             </w:r>
           </w:p>
         </w:tc>
